--- a/2학년 광고콘텐츠제작.docx
+++ b/2학년 광고콘텐츠제작.docx
@@ -47,28 +47,12 @@
     </w:p>
     <w:p>
       <w:r>
-        <w:t xml:space="preserve">① 루이스 </w:t>
-      </w:r>
-      <w:proofErr w:type="spellStart"/>
-      <w:r>
-        <w:t>설리반</w:t>
-      </w:r>
-      <w:proofErr w:type="spellEnd"/>
-      <w:r>
-        <w:t xml:space="preserve"> (Louis Sullivan)</w:t>
-      </w:r>
-    </w:p>
-    <w:p>
-      <w:r>
-        <w:t xml:space="preserve">② 월터 </w:t>
-      </w:r>
-      <w:proofErr w:type="spellStart"/>
-      <w:r>
-        <w:t>그로피우스</w:t>
-      </w:r>
-      <w:proofErr w:type="spellEnd"/>
-      <w:r>
-        <w:t xml:space="preserve"> (Walter Gropius)</w:t>
+        <w:t>① 루이스 설리반 (Louis Sullivan)</w:t>
+      </w:r>
+    </w:p>
+    <w:p>
+      <w:r>
+        <w:t>② 월터 그로피우스 (Walter Gropius)</w:t>
       </w:r>
     </w:p>
     <w:p>
@@ -78,28 +62,12 @@
     </w:p>
     <w:p>
       <w:r>
-        <w:t xml:space="preserve">④ 빅터 </w:t>
-      </w:r>
-      <w:proofErr w:type="spellStart"/>
-      <w:r>
-        <w:t>파파넥</w:t>
-      </w:r>
-      <w:proofErr w:type="spellEnd"/>
-      <w:r>
-        <w:t xml:space="preserve"> (Victor Papanek)</w:t>
-      </w:r>
-    </w:p>
-    <w:p>
-      <w:r>
-        <w:t xml:space="preserve">⑤ 르 </w:t>
-      </w:r>
-      <w:proofErr w:type="spellStart"/>
-      <w:r>
-        <w:t>코르뷔지에</w:t>
-      </w:r>
-      <w:proofErr w:type="spellEnd"/>
-      <w:r>
-        <w:t xml:space="preserve"> (Le Corbusier)</w:t>
+        <w:t>④ 빅터 파파넥 (Victor Papanek)</w:t>
+      </w:r>
+    </w:p>
+    <w:p>
+      <w:r>
+        <w:t>⑤ 르 코르뷔지에 (Le Corbusier)</w:t>
       </w:r>
     </w:p>
     <w:p>
@@ -128,13 +96,8 @@
     </w:p>
     <w:p>
       <w:r>
-        <w:t xml:space="preserve">④ </w:t>
-      </w:r>
-      <w:proofErr w:type="spellStart"/>
-      <w:r>
-        <w:t>스타일리즘</w:t>
-      </w:r>
-      <w:proofErr w:type="spellEnd"/>
+        <w:t>④ 스타일리즘</w:t>
+      </w:r>
     </w:p>
     <w:p>
       <w:r>
@@ -236,28 +199,12 @@
     </w:p>
     <w:p>
       <w:r>
-        <w:t xml:space="preserve">④ </w:t>
-      </w:r>
-      <w:proofErr w:type="spellStart"/>
-      <w:r>
-        <w:t>인포그래픽</w:t>
-      </w:r>
-      <w:proofErr w:type="spellEnd"/>
-      <w:r>
-        <w:t xml:space="preserve"> 디자인</w:t>
-      </w:r>
-    </w:p>
-    <w:p>
-      <w:r>
-        <w:t xml:space="preserve">⑤ </w:t>
-      </w:r>
-      <w:proofErr w:type="spellStart"/>
-      <w:r>
-        <w:t>타이포그래피</w:t>
-      </w:r>
-      <w:proofErr w:type="spellEnd"/>
-      <w:r>
-        <w:t xml:space="preserve"> 디자인</w:t>
+        <w:t>④ 인포그래픽 디자인</w:t>
+      </w:r>
+    </w:p>
+    <w:p>
+      <w:r>
+        <w:t>⑤ 타이포그래피 디자인</w:t>
       </w:r>
     </w:p>
     <w:p>
@@ -345,15 +292,7 @@
     </w:p>
     <w:p>
       <w:r>
-        <w:t xml:space="preserve">② 수직선 - </w:t>
-      </w:r>
-      <w:proofErr w:type="spellStart"/>
-      <w:r>
-        <w:t>상승감</w:t>
-      </w:r>
-      <w:proofErr w:type="spellEnd"/>
-      <w:r>
-        <w:t>, 엄숙함</w:t>
+        <w:t>② 수직선 - 상승감, 엄숙함</w:t>
       </w:r>
     </w:p>
     <w:p>
@@ -368,15 +307,7 @@
     </w:p>
     <w:p>
       <w:r>
-        <w:t xml:space="preserve">⑤ 기하학적 선 - </w:t>
-      </w:r>
-      <w:proofErr w:type="spellStart"/>
-      <w:r>
-        <w:t>질서감</w:t>
-      </w:r>
-      <w:proofErr w:type="spellEnd"/>
-      <w:r>
-        <w:t>, 명쾌함</w:t>
+        <w:t>⑤ 기하학적 선 - 질서감, 명쾌함</w:t>
       </w:r>
     </w:p>
     <w:p>
@@ -493,15 +424,7 @@
     </w:p>
     <w:p>
       <w:r>
-        <w:t xml:space="preserve">① </w:t>
-      </w:r>
-      <w:proofErr w:type="spellStart"/>
-      <w:r>
-        <w:t>타이포그래피</w:t>
-      </w:r>
-      <w:proofErr w:type="spellEnd"/>
-      <w:r>
-        <w:t xml:space="preserve"> (Typography)</w:t>
+        <w:t>① 타이포그래피 (Typography)</w:t>
       </w:r>
     </w:p>
     <w:p>
@@ -545,15 +468,7 @@
     </w:p>
     <w:p>
       <w:r>
-        <w:t xml:space="preserve">③ </w:t>
-      </w:r>
-      <w:proofErr w:type="spellStart"/>
-      <w:r>
-        <w:t>컴프리헨시브</w:t>
-      </w:r>
-      <w:proofErr w:type="spellEnd"/>
-      <w:r>
-        <w:t xml:space="preserve"> 스케치 (Comprehensive Sketch)</w:t>
+        <w:t>③ 컴프리헨시브 스케치 (Comprehensive Sketch)</w:t>
       </w:r>
     </w:p>
     <w:p>
@@ -612,64 +527,16 @@
           <w:b/>
           <w:bCs/>
         </w:rPr>
-        <w:t>[</w:t>
-      </w:r>
-      <w:proofErr w:type="gramStart"/>
+        <w:t>[제 2 과목 : 색채 및 도법] (16~30번)</w:t>
+      </w:r>
+    </w:p>
+    <w:p>
       <w:r>
         <w:rPr>
           <w:b/>
           <w:bCs/>
         </w:rPr>
-        <w:t>제 2</w:t>
-      </w:r>
-      <w:proofErr w:type="gramEnd"/>
-      <w:r>
-        <w:rPr>
-          <w:b/>
-          <w:bCs/>
-        </w:rPr>
-        <w:t xml:space="preserve"> </w:t>
-      </w:r>
-      <w:proofErr w:type="gramStart"/>
-      <w:r>
-        <w:rPr>
-          <w:b/>
-          <w:bCs/>
-        </w:rPr>
-        <w:t>과목 :</w:t>
-      </w:r>
-      <w:proofErr w:type="gramEnd"/>
-      <w:r>
-        <w:rPr>
-          <w:b/>
-          <w:bCs/>
-        </w:rPr>
-        <w:t xml:space="preserve"> 색채 및 도법] (16~30번)</w:t>
-      </w:r>
-    </w:p>
-    <w:p>
-      <w:r>
-        <w:rPr>
-          <w:b/>
-          <w:bCs/>
-        </w:rPr>
-        <w:t>16. 다음 중 빛의 3원색(</w:t>
-      </w:r>
-      <w:proofErr w:type="spellStart"/>
-      <w:r>
-        <w:rPr>
-          <w:b/>
-          <w:bCs/>
-        </w:rPr>
-        <w:t>가산혼합</w:t>
-      </w:r>
-      <w:proofErr w:type="spellEnd"/>
-      <w:r>
-        <w:rPr>
-          <w:b/>
-          <w:bCs/>
-        </w:rPr>
-        <w:t>) 조합으로 옳은 것은?</w:t>
+        <w:t>16. 다음 중 빛의 3원색(가산혼합) 조합으로 옳은 것은?</w:t>
       </w:r>
     </w:p>
     <w:p>
@@ -738,73 +605,41 @@
           <w:b/>
           <w:bCs/>
         </w:rPr>
-        <w:t xml:space="preserve">18. </w:t>
-      </w:r>
-      <w:proofErr w:type="spellStart"/>
+        <w:t>18. 먼셀(Munsell) 색체계에서 5R 4/14 라고 표기되어 있을 때, 숫자 '4'가 의미하는 것은?</w:t>
+      </w:r>
+    </w:p>
+    <w:p>
+      <w:r>
+        <w:t>① 색상</w:t>
+      </w:r>
+    </w:p>
+    <w:p>
+      <w:r>
+        <w:t>② 명도</w:t>
+      </w:r>
+    </w:p>
+    <w:p>
+      <w:r>
+        <w:t>③ 채도</w:t>
+      </w:r>
+    </w:p>
+    <w:p>
+      <w:r>
+        <w:t>④ 주파수</w:t>
+      </w:r>
+    </w:p>
+    <w:p>
+      <w:r>
+        <w:t>⑤ 색조</w:t>
+      </w:r>
+    </w:p>
+    <w:p>
       <w:r>
         <w:rPr>
           <w:b/>
           <w:bCs/>
         </w:rPr>
-        <w:t>먼셀</w:t>
-      </w:r>
-      <w:proofErr w:type="spellEnd"/>
-      <w:r>
-        <w:rPr>
-          <w:b/>
-          <w:bCs/>
-        </w:rPr>
-        <w:t>(Munsell) 색체계에서 5R 4/14 라고 표기되어 있을 때, 숫자 '4'가 의미하는 것은?</w:t>
-      </w:r>
-    </w:p>
-    <w:p>
-      <w:r>
-        <w:t>① 색상</w:t>
-      </w:r>
-    </w:p>
-    <w:p>
-      <w:r>
-        <w:t>② 명도</w:t>
-      </w:r>
-    </w:p>
-    <w:p>
-      <w:r>
-        <w:t>③ 채도</w:t>
-      </w:r>
-    </w:p>
-    <w:p>
-      <w:r>
-        <w:t>④ 주파수</w:t>
-      </w:r>
-    </w:p>
-    <w:p>
-      <w:r>
-        <w:t>⑤ 색조</w:t>
-      </w:r>
-    </w:p>
-    <w:p>
-      <w:r>
-        <w:rPr>
-          <w:b/>
-          <w:bCs/>
-        </w:rPr>
-        <w:t xml:space="preserve">19. </w:t>
-      </w:r>
-      <w:proofErr w:type="spellStart"/>
-      <w:r>
-        <w:rPr>
-          <w:b/>
-          <w:bCs/>
-        </w:rPr>
-        <w:t>색료의</w:t>
-      </w:r>
-      <w:proofErr w:type="spellEnd"/>
-      <w:r>
-        <w:rPr>
-          <w:b/>
-          <w:bCs/>
-        </w:rPr>
-        <w:t xml:space="preserve"> 3원색인 Cyan, Magenta, Yellow를 모두 같은 비율로 섞었을 때 나타나는 색은?</w:t>
+        <w:t>19. 색료의 3원색인 Cyan, Magenta, Yellow를 모두 같은 비율로 섞었을 때 나타나는 색은?</w:t>
       </w:r>
     </w:p>
     <w:p>
@@ -878,28 +713,12 @@
     </w:p>
     <w:p>
       <w:r>
-        <w:t xml:space="preserve">① 저명도, </w:t>
-      </w:r>
-      <w:proofErr w:type="spellStart"/>
-      <w:r>
-        <w:t>저채도의</w:t>
-      </w:r>
-      <w:proofErr w:type="spellEnd"/>
-      <w:r>
-        <w:t xml:space="preserve"> 한색 계열</w:t>
-      </w:r>
-    </w:p>
-    <w:p>
-      <w:r>
-        <w:t xml:space="preserve">② 고명도, </w:t>
-      </w:r>
-      <w:proofErr w:type="spellStart"/>
-      <w:r>
-        <w:t>고채도의</w:t>
-      </w:r>
-      <w:proofErr w:type="spellEnd"/>
-      <w:r>
-        <w:t xml:space="preserve"> 난색 계열</w:t>
+        <w:t>① 저명도, 저채도의 한색 계열</w:t>
+      </w:r>
+    </w:p>
+    <w:p>
+      <w:r>
+        <w:t>② 고명도, 고채도의 난색 계열</w:t>
       </w:r>
     </w:p>
     <w:p>
@@ -914,31 +733,7 @@
     </w:p>
     <w:p>
       <w:r>
-        <w:t xml:space="preserve">⑤ </w:t>
-      </w:r>
-      <w:proofErr w:type="spellStart"/>
-      <w:r>
-        <w:t>중명도</w:t>
-      </w:r>
-      <w:proofErr w:type="spellEnd"/>
-      <w:r>
-        <w:t xml:space="preserve">, </w:t>
-      </w:r>
-      <w:proofErr w:type="spellStart"/>
-      <w:r>
-        <w:t>중채도의</w:t>
-      </w:r>
-      <w:proofErr w:type="spellEnd"/>
-      <w:r>
-        <w:t xml:space="preserve"> </w:t>
-      </w:r>
-      <w:proofErr w:type="spellStart"/>
-      <w:r>
-        <w:t>중성색</w:t>
-      </w:r>
-      <w:proofErr w:type="spellEnd"/>
-      <w:r>
-        <w:t xml:space="preserve"> 계열</w:t>
+        <w:t>⑤ 중명도, 중채도의 중성색 계열</w:t>
       </w:r>
     </w:p>
     <w:p>
@@ -952,23 +747,13 @@
     </w:p>
     <w:p>
       <w:r>
-        <w:t xml:space="preserve">① </w:t>
-      </w:r>
-      <w:proofErr w:type="spellStart"/>
-      <w:r>
-        <w:t>정투상법</w:t>
-      </w:r>
-      <w:proofErr w:type="spellEnd"/>
-    </w:p>
-    <w:p>
-      <w:r>
-        <w:t xml:space="preserve">② </w:t>
-      </w:r>
-      <w:proofErr w:type="spellStart"/>
-      <w:r>
-        <w:t>축측투상법</w:t>
-      </w:r>
-      <w:proofErr w:type="spellEnd"/>
+        <w:t>① 정투상법</w:t>
+      </w:r>
+    </w:p>
+    <w:p>
+      <w:r>
+        <w:t>② 축측투상법</w:t>
+      </w:r>
     </w:p>
     <w:p>
       <w:r>
@@ -977,23 +762,13 @@
     </w:p>
     <w:p>
       <w:r>
-        <w:t xml:space="preserve">④ </w:t>
-      </w:r>
-      <w:proofErr w:type="spellStart"/>
-      <w:r>
-        <w:t>사투상법</w:t>
-      </w:r>
-      <w:proofErr w:type="spellEnd"/>
-    </w:p>
-    <w:p>
-      <w:r>
-        <w:t xml:space="preserve">⑤ </w:t>
-      </w:r>
-      <w:proofErr w:type="spellStart"/>
-      <w:r>
-        <w:t>표고투상법</w:t>
-      </w:r>
-      <w:proofErr w:type="spellEnd"/>
+        <w:t>④ 사투상법</w:t>
+      </w:r>
+    </w:p>
+    <w:p>
+      <w:r>
+        <w:t>⑤ 표고투상법</w:t>
+      </w:r>
     </w:p>
     <w:p>
       <w:r>
@@ -1001,50 +776,13 @@
           <w:b/>
           <w:bCs/>
         </w:rPr>
-        <w:t xml:space="preserve">23. 물체의 정면, 평면, 측면을 하나의 </w:t>
-      </w:r>
-      <w:proofErr w:type="spellStart"/>
-      <w:r>
-        <w:rPr>
-          <w:b/>
-          <w:bCs/>
-        </w:rPr>
-        <w:t>투상면</w:t>
-      </w:r>
-      <w:proofErr w:type="spellEnd"/>
-      <w:r>
-        <w:rPr>
-          <w:b/>
-          <w:bCs/>
-        </w:rPr>
-        <w:t xml:space="preserve"> 위에 직각으로 </w:t>
-      </w:r>
-      <w:proofErr w:type="spellStart"/>
-      <w:r>
-        <w:rPr>
-          <w:b/>
-          <w:bCs/>
-        </w:rPr>
-        <w:t>투상하여</w:t>
-      </w:r>
-      <w:proofErr w:type="spellEnd"/>
-      <w:r>
-        <w:rPr>
-          <w:b/>
-          <w:bCs/>
-        </w:rPr>
-        <w:t xml:space="preserve"> 정면도, 평면도, 측면도로 나타내는 도법은?</w:t>
-      </w:r>
-    </w:p>
-    <w:p>
-      <w:r>
-        <w:t xml:space="preserve">① </w:t>
-      </w:r>
-      <w:proofErr w:type="spellStart"/>
-      <w:r>
-        <w:t>정투상법</w:t>
-      </w:r>
-      <w:proofErr w:type="spellEnd"/>
+        <w:t>23. 물체의 정면, 평면, 측면을 하나의 투상면 위에 직각으로 투상하여 정면도, 평면도, 측면도로 나타내는 도법은?</w:t>
+      </w:r>
+    </w:p>
+    <w:p>
+      <w:r>
+        <w:t>① 정투상법</w:t>
+      </w:r>
     </w:p>
     <w:p>
       <w:r>
@@ -1053,33 +791,18 @@
     </w:p>
     <w:p>
       <w:r>
-        <w:t xml:space="preserve">③ </w:t>
-      </w:r>
-      <w:proofErr w:type="spellStart"/>
-      <w:r>
-        <w:t>사투상법</w:t>
-      </w:r>
-      <w:proofErr w:type="spellEnd"/>
-    </w:p>
-    <w:p>
-      <w:r>
-        <w:t xml:space="preserve">④ </w:t>
-      </w:r>
-      <w:proofErr w:type="spellStart"/>
-      <w:r>
-        <w:t>등각투상법</w:t>
-      </w:r>
-      <w:proofErr w:type="spellEnd"/>
-    </w:p>
-    <w:p>
-      <w:r>
-        <w:t xml:space="preserve">⑤ </w:t>
-      </w:r>
-      <w:proofErr w:type="spellStart"/>
-      <w:r>
-        <w:t>사선투상법</w:t>
-      </w:r>
-      <w:proofErr w:type="spellEnd"/>
+        <w:t>③ 사투상법</w:t>
+      </w:r>
+    </w:p>
+    <w:p>
+      <w:r>
+        <w:t>④ 등각투상법</w:t>
+      </w:r>
+    </w:p>
+    <w:p>
+      <w:r>
+        <w:t>⑤ 사선투상법</w:t>
+      </w:r>
     </w:p>
     <w:p>
       <w:r>
@@ -1097,15 +820,7 @@
     </w:p>
     <w:p>
       <w:r>
-        <w:t xml:space="preserve">② </w:t>
-      </w:r>
-      <w:proofErr w:type="spellStart"/>
-      <w:r>
-        <w:t>소점</w:t>
-      </w:r>
-      <w:proofErr w:type="spellEnd"/>
-      <w:r>
-        <w:t xml:space="preserve"> (Vanishing Point)</w:t>
+        <w:t>② 소점 (Vanishing Point)</w:t>
       </w:r>
     </w:p>
     <w:p>
@@ -1203,28 +918,12 @@
     </w:p>
     <w:p>
       <w:r>
-        <w:t xml:space="preserve">① </w:t>
-      </w:r>
-      <w:proofErr w:type="spellStart"/>
-      <w:r>
-        <w:t>외형선</w:t>
-      </w:r>
-      <w:proofErr w:type="spellEnd"/>
-      <w:r>
-        <w:t xml:space="preserve"> (굵은 실선)</w:t>
-      </w:r>
-    </w:p>
-    <w:p>
-      <w:r>
-        <w:t>② 파선 (</w:t>
-      </w:r>
-      <w:proofErr w:type="spellStart"/>
-      <w:r>
-        <w:t>숨은선</w:t>
-      </w:r>
-      <w:proofErr w:type="spellEnd"/>
-      <w:r>
-        <w:t>)</w:t>
+        <w:t>① 외형선 (굵은 실선)</w:t>
+      </w:r>
+    </w:p>
+    <w:p>
+      <w:r>
+        <w:t>② 파선 (숨은선)</w:t>
       </w:r>
     </w:p>
     <w:p>
@@ -1239,15 +938,7 @@
     </w:p>
     <w:p>
       <w:r>
-        <w:t>⑤ 가느다란 실선 (</w:t>
-      </w:r>
-      <w:proofErr w:type="spellStart"/>
-      <w:r>
-        <w:t>치수선</w:t>
-      </w:r>
-      <w:proofErr w:type="spellEnd"/>
-      <w:r>
-        <w:t>)</w:t>
+        <w:t>⑤ 가느다란 실선 (치수선)</w:t>
       </w:r>
     </w:p>
     <w:p>
@@ -1291,39 +982,7 @@
           <w:b/>
           <w:bCs/>
         </w:rPr>
-        <w:t xml:space="preserve">29. 한국전통 </w:t>
-      </w:r>
-      <w:proofErr w:type="spellStart"/>
-      <w:r>
-        <w:rPr>
-          <w:b/>
-          <w:bCs/>
-        </w:rPr>
-        <w:t>표준색</w:t>
-      </w:r>
-      <w:proofErr w:type="spellEnd"/>
-      <w:r>
-        <w:rPr>
-          <w:b/>
-          <w:bCs/>
-        </w:rPr>
-        <w:t xml:space="preserve"> 이름 중 </w:t>
-      </w:r>
-      <w:proofErr w:type="spellStart"/>
-      <w:r>
-        <w:rPr>
-          <w:b/>
-          <w:bCs/>
-        </w:rPr>
-        <w:t>오방색</w:t>
-      </w:r>
-      <w:proofErr w:type="spellEnd"/>
-      <w:r>
-        <w:rPr>
-          <w:b/>
-          <w:bCs/>
-        </w:rPr>
-        <w:t>(五方色)에 포함되지 않는 색은?</w:t>
+        <w:t>29. 한국전통 표준색 이름 중 오방색(五方色)에 포함되지 않는 색은?</w:t>
       </w:r>
     </w:p>
     <w:p>
@@ -1397,55 +1056,7 @@
           <w:b/>
           <w:bCs/>
         </w:rPr>
-        <w:t>[</w:t>
-      </w:r>
-      <w:proofErr w:type="gramStart"/>
-      <w:r>
-        <w:rPr>
-          <w:b/>
-          <w:bCs/>
-        </w:rPr>
-        <w:t>제 4</w:t>
-      </w:r>
-      <w:proofErr w:type="gramEnd"/>
-      <w:r>
-        <w:rPr>
-          <w:b/>
-          <w:bCs/>
-        </w:rPr>
-        <w:t xml:space="preserve"> </w:t>
-      </w:r>
-      <w:proofErr w:type="gramStart"/>
-      <w:r>
-        <w:rPr>
-          <w:b/>
-          <w:bCs/>
-        </w:rPr>
-        <w:t>과목 :</w:t>
-      </w:r>
-      <w:proofErr w:type="gramEnd"/>
-      <w:r>
-        <w:rPr>
-          <w:b/>
-          <w:bCs/>
-        </w:rPr>
-        <w:t xml:space="preserve"> </w:t>
-      </w:r>
-      <w:proofErr w:type="spellStart"/>
-      <w:r>
-        <w:rPr>
-          <w:b/>
-          <w:bCs/>
-        </w:rPr>
-        <w:t>컴퓨터그래픽스</w:t>
-      </w:r>
-      <w:proofErr w:type="spellEnd"/>
-      <w:r>
-        <w:rPr>
-          <w:b/>
-          <w:bCs/>
-        </w:rPr>
-        <w:t>] (31~60번)</w:t>
+        <w:t>[제 4 과목 : 컴퓨터그래픽스] (31~60번)</w:t>
       </w:r>
     </w:p>
     <w:p>
@@ -1464,15 +1075,7 @@
     </w:p>
     <w:p>
       <w:r>
-        <w:t>② 비트맵 (</w:t>
-      </w:r>
-      <w:proofErr w:type="gramStart"/>
-      <w:r>
-        <w:t>Bitmap /</w:t>
-      </w:r>
-      <w:proofErr w:type="gramEnd"/>
-      <w:r>
-        <w:t xml:space="preserve"> Raster) 방식</w:t>
+        <w:t>② 비트맵 (Bitmap / Raster) 방식</w:t>
       </w:r>
     </w:p>
     <w:p>
@@ -1482,28 +1085,12 @@
     </w:p>
     <w:p>
       <w:r>
-        <w:t xml:space="preserve">④ </w:t>
-      </w:r>
-      <w:proofErr w:type="spellStart"/>
-      <w:r>
-        <w:t>넙스</w:t>
-      </w:r>
-      <w:proofErr w:type="spellEnd"/>
-      <w:r>
-        <w:t xml:space="preserve"> (NURBS) 방식</w:t>
-      </w:r>
-    </w:p>
-    <w:p>
-      <w:r>
-        <w:t xml:space="preserve">⑤ </w:t>
-      </w:r>
-      <w:proofErr w:type="spellStart"/>
-      <w:r>
-        <w:t>폴리곤</w:t>
-      </w:r>
-      <w:proofErr w:type="spellEnd"/>
-      <w:r>
-        <w:t xml:space="preserve"> (Polygon) 방식</w:t>
+        <w:t>④ 넙스 (NURBS) 방식</w:t>
+      </w:r>
+    </w:p>
+    <w:p>
+      <w:r>
+        <w:t>⑤ 폴리곤 (Polygon) 방식</w:t>
       </w:r>
     </w:p>
     <w:p>
@@ -1530,14 +1117,12 @@
       <w:r>
         <w:t>③ 사진과 같은 복잡한 명암</w:t>
       </w:r>
-      <w:proofErr w:type="spellStart"/>
       <w:r>
         <w:rPr>
           <w:rFonts w:ascii="Leelawadee UI" w:hAnsi="Leelawadee UI" w:cs="Leelawadee UI"/>
         </w:rPr>
         <w:t>และ</w:t>
       </w:r>
-      <w:proofErr w:type="spellEnd"/>
       <w:r>
         <w:t xml:space="preserve"> 사실적인 질감 표현에 가장 적합하다.</w:t>
       </w:r>
@@ -1558,23 +1143,7 @@
           <w:b/>
           <w:bCs/>
         </w:rPr>
-        <w:t xml:space="preserve">33. 웹이나 모바일 환경에서 투명 배경을 지원하며, 24비트 </w:t>
-      </w:r>
-      <w:proofErr w:type="spellStart"/>
-      <w:r>
-        <w:rPr>
-          <w:b/>
-          <w:bCs/>
-        </w:rPr>
-        <w:t>트루컬러와</w:t>
-      </w:r>
-      <w:proofErr w:type="spellEnd"/>
-      <w:r>
-        <w:rPr>
-          <w:b/>
-          <w:bCs/>
-        </w:rPr>
-        <w:t xml:space="preserve"> 무손실 압축을 지원하는 대표적인 이미지 파일 포맷은?</w:t>
+        <w:t>33. 웹이나 모바일 환경에서 투명 배경을 지원하며, 24비트 트루컬러와 무손실 압축을 지원하는 대표적인 이미지 파일 포맷은?</w:t>
       </w:r>
     </w:p>
     <w:p>
@@ -1628,15 +1197,7 @@
     </w:p>
     <w:p>
       <w:r>
-        <w:t xml:space="preserve">④ </w:t>
-      </w:r>
-      <w:proofErr w:type="spellStart"/>
-      <w:r>
-        <w:t>리깅</w:t>
-      </w:r>
-      <w:proofErr w:type="spellEnd"/>
-      <w:r>
-        <w:t xml:space="preserve"> (Rigging)</w:t>
+        <w:t>④ 리깅 (Rigging)</w:t>
       </w:r>
     </w:p>
     <w:p>
@@ -1685,23 +1246,7 @@
           <w:bCs/>
         </w:rPr>
         <w:lastRenderedPageBreak/>
-        <w:t xml:space="preserve">36. 모니터 등의 디스플레이 색상 영역(RGB)과 인쇄물의 색상 영역(CMYK)이 달라 모니터의 색상이 인쇄물과 일치하지 않는 문제를 해결하기 위해 시스템 전체의 색상을 </w:t>
-      </w:r>
-      <w:proofErr w:type="spellStart"/>
-      <w:r>
-        <w:rPr>
-          <w:b/>
-          <w:bCs/>
-        </w:rPr>
-        <w:t>표준화하는</w:t>
-      </w:r>
-      <w:proofErr w:type="spellEnd"/>
-      <w:r>
-        <w:rPr>
-          <w:b/>
-          <w:bCs/>
-        </w:rPr>
-        <w:t xml:space="preserve"> 작업은?</w:t>
+        <w:t>36. 모니터 등의 디스플레이 색상 영역(RGB)과 인쇄물의 색상 영역(CMYK)이 달라 모니터의 색상이 인쇄물과 일치하지 않는 문제를 해결하기 위해 시스템 전체의 색상을 표준화하는 작업은?</w:t>
       </w:r>
     </w:p>
     <w:p>
@@ -1711,54 +1256,22 @@
     </w:p>
     <w:p>
       <w:r>
-        <w:t xml:space="preserve">② </w:t>
-      </w:r>
-      <w:proofErr w:type="spellStart"/>
-      <w:r>
-        <w:t>안티앨리어싱</w:t>
-      </w:r>
-      <w:proofErr w:type="spellEnd"/>
-      <w:r>
-        <w:t xml:space="preserve"> (Anti-aliasing)</w:t>
-      </w:r>
-    </w:p>
-    <w:p>
-      <w:r>
-        <w:t xml:space="preserve">③ </w:t>
-      </w:r>
-      <w:proofErr w:type="spellStart"/>
-      <w:r>
-        <w:t>디더링</w:t>
-      </w:r>
-      <w:proofErr w:type="spellEnd"/>
-      <w:r>
-        <w:t xml:space="preserve"> (Dithering)</w:t>
-      </w:r>
-    </w:p>
-    <w:p>
-      <w:r>
-        <w:t xml:space="preserve">④ </w:t>
-      </w:r>
-      <w:proofErr w:type="spellStart"/>
-      <w:r>
-        <w:t>인터레이싱</w:t>
-      </w:r>
-      <w:proofErr w:type="spellEnd"/>
-      <w:r>
-        <w:t xml:space="preserve"> (Interlacing)</w:t>
-      </w:r>
-    </w:p>
-    <w:p>
-      <w:r>
-        <w:t xml:space="preserve">⑤ </w:t>
-      </w:r>
-      <w:proofErr w:type="spellStart"/>
-      <w:r>
-        <w:t>모핑</w:t>
-      </w:r>
-      <w:proofErr w:type="spellEnd"/>
-      <w:r>
-        <w:t xml:space="preserve"> (Morphing)</w:t>
+        <w:t>② 안티앨리어싱 (Anti-aliasing)</w:t>
+      </w:r>
+    </w:p>
+    <w:p>
+      <w:r>
+        <w:t>③ 디더링 (Dithering)</w:t>
+      </w:r>
+    </w:p>
+    <w:p>
+      <w:r>
+        <w:t>④ 인터레이싱 (Interlacing)</w:t>
+      </w:r>
+    </w:p>
+    <w:p>
+      <w:r>
+        <w:t>⑤ 모핑 (Morphing)</w:t>
       </w:r>
     </w:p>
     <w:p>
@@ -1772,38 +1285,17 @@
     </w:p>
     <w:p>
       <w:r>
-        <w:t xml:space="preserve">① </w:t>
-      </w:r>
-      <w:proofErr w:type="spellStart"/>
-      <w:r>
-        <w:t>디더링</w:t>
-      </w:r>
-      <w:proofErr w:type="spellEnd"/>
-    </w:p>
-    <w:p>
-      <w:r>
-        <w:t xml:space="preserve">② </w:t>
-      </w:r>
-      <w:proofErr w:type="spellStart"/>
-      <w:r>
-        <w:t>안티앨리어싱</w:t>
-      </w:r>
-      <w:proofErr w:type="spellEnd"/>
-      <w:r>
-        <w:t xml:space="preserve"> (Anti-aliasing)</w:t>
-      </w:r>
-    </w:p>
-    <w:p>
-      <w:r>
-        <w:t xml:space="preserve">③ </w:t>
-      </w:r>
-      <w:proofErr w:type="spellStart"/>
-      <w:r>
-        <w:t>모핑</w:t>
-      </w:r>
-      <w:proofErr w:type="spellEnd"/>
-      <w:r>
-        <w:t xml:space="preserve"> (Morphing)</w:t>
+        <w:t>① 디더링</w:t>
+      </w:r>
+    </w:p>
+    <w:p>
+      <w:r>
+        <w:t>② 안티앨리어싱 (Anti-aliasing)</w:t>
+      </w:r>
+    </w:p>
+    <w:p>
+      <w:r>
+        <w:t>③ 모핑 (Morphing)</w:t>
       </w:r>
     </w:p>
     <w:p>
@@ -1813,13 +1305,8 @@
     </w:p>
     <w:p>
       <w:r>
-        <w:t xml:space="preserve">⑤ </w:t>
-      </w:r>
-      <w:proofErr w:type="spellStart"/>
-      <w:r>
-        <w:t>솔러라이제이션</w:t>
-      </w:r>
-      <w:proofErr w:type="spellEnd"/>
+        <w:t>⑤ 솔러라이제이션</w:t>
+      </w:r>
     </w:p>
     <w:p>
       <w:r>
@@ -1876,42 +1363,18 @@
     </w:p>
     <w:p>
       <w:r>
-        <w:t xml:space="preserve">③ </w:t>
-      </w:r>
-      <w:proofErr w:type="spellStart"/>
-      <w:r>
-        <w:t>애니메이팅</w:t>
-      </w:r>
-      <w:proofErr w:type="spellEnd"/>
-      <w:r>
-        <w:t xml:space="preserve"> (Animating)</w:t>
+        <w:t>③ 애니메이팅 (Animating)</w:t>
       </w:r>
     </w:p>
     <w:p>
       <w:r>
         <w:lastRenderedPageBreak/>
-        <w:t xml:space="preserve">④ </w:t>
-      </w:r>
-      <w:proofErr w:type="spellStart"/>
-      <w:r>
-        <w:t>셰이딩</w:t>
-      </w:r>
-      <w:proofErr w:type="spellEnd"/>
-      <w:r>
-        <w:t xml:space="preserve"> (Shading)</w:t>
-      </w:r>
-    </w:p>
-    <w:p>
-      <w:r>
-        <w:t xml:space="preserve">⑤ </w:t>
-      </w:r>
-      <w:proofErr w:type="spellStart"/>
-      <w:r>
-        <w:t>트래킹</w:t>
-      </w:r>
-      <w:proofErr w:type="spellEnd"/>
-      <w:r>
-        <w:t xml:space="preserve"> (Tracking)</w:t>
+        <w:t>④ 셰이딩 (Shading)</w:t>
+      </w:r>
+    </w:p>
+    <w:p>
+      <w:r>
+        <w:t>⑤ 트래킹 (Tracking)</w:t>
       </w:r>
     </w:p>
     <w:p>
@@ -1925,15 +1388,7 @@
     </w:p>
     <w:p>
       <w:r>
-        <w:t xml:space="preserve">① 이반 </w:t>
-      </w:r>
-      <w:proofErr w:type="spellStart"/>
-      <w:r>
-        <w:t>서덜랜드</w:t>
-      </w:r>
-      <w:proofErr w:type="spellEnd"/>
-      <w:r>
-        <w:t xml:space="preserve"> (Ivan Sutherland)</w:t>
+        <w:t>① 이반 서덜랜드 (Ivan Sutherland)</w:t>
       </w:r>
     </w:p>
     <w:p>
@@ -1948,23 +1403,7 @@
     </w:p>
     <w:p>
       <w:r>
-        <w:t xml:space="preserve">④ </w:t>
-      </w:r>
-      <w:proofErr w:type="spellStart"/>
-      <w:r>
-        <w:t>다글라스</w:t>
-      </w:r>
-      <w:proofErr w:type="spellEnd"/>
-      <w:r>
-        <w:t xml:space="preserve"> </w:t>
-      </w:r>
-      <w:proofErr w:type="spellStart"/>
-      <w:r>
-        <w:t>엔겔바트</w:t>
-      </w:r>
-      <w:proofErr w:type="spellEnd"/>
-      <w:r>
-        <w:t xml:space="preserve"> (Douglas Engelbart)</w:t>
+        <w:t>④ 다글라스 엔겔바트 (Douglas Engelbart)</w:t>
       </w:r>
     </w:p>
     <w:p>
@@ -2017,15 +1456,7 @@
     </w:p>
     <w:p>
       <w:r>
-        <w:t xml:space="preserve">① </w:t>
-      </w:r>
-      <w:proofErr w:type="spellStart"/>
-      <w:r>
-        <w:t>디더링</w:t>
-      </w:r>
-      <w:proofErr w:type="spellEnd"/>
-      <w:r>
-        <w:t xml:space="preserve"> (Dithering)</w:t>
+        <w:t>① 디더링 (Dithering)</w:t>
       </w:r>
     </w:p>
     <w:p>
@@ -2035,41 +1466,17 @@
     </w:p>
     <w:p>
       <w:r>
-        <w:t xml:space="preserve">③ </w:t>
-      </w:r>
-      <w:proofErr w:type="spellStart"/>
-      <w:r>
-        <w:t>모핑</w:t>
-      </w:r>
-      <w:proofErr w:type="spellEnd"/>
-      <w:r>
-        <w:t xml:space="preserve"> (Morphing)</w:t>
-      </w:r>
-    </w:p>
-    <w:p>
-      <w:r>
-        <w:t xml:space="preserve">④ </w:t>
-      </w:r>
-      <w:proofErr w:type="spellStart"/>
-      <w:r>
-        <w:t>블러링</w:t>
-      </w:r>
-      <w:proofErr w:type="spellEnd"/>
-      <w:r>
-        <w:t xml:space="preserve"> (Blurring)</w:t>
-      </w:r>
-    </w:p>
-    <w:p>
-      <w:r>
-        <w:t xml:space="preserve">⑤ </w:t>
-      </w:r>
-      <w:proofErr w:type="spellStart"/>
-      <w:r>
-        <w:t>안티앨리어싱</w:t>
-      </w:r>
-      <w:proofErr w:type="spellEnd"/>
-      <w:r>
-        <w:t xml:space="preserve"> (Anti-aliasing)</w:t>
+        <w:t>③ 모핑 (Morphing)</w:t>
+      </w:r>
+    </w:p>
+    <w:p>
+      <w:r>
+        <w:t>④ 블러링 (Blurring)</w:t>
+      </w:r>
+    </w:p>
+    <w:p>
+      <w:r>
+        <w:t>⑤ 안티앨리어싱 (Anti-aliasing)</w:t>
       </w:r>
     </w:p>
     <w:p>
@@ -2152,28 +1559,12 @@
     </w:p>
     <w:p>
       <w:r>
-        <w:t xml:space="preserve">① </w:t>
-      </w:r>
-      <w:proofErr w:type="spellStart"/>
-      <w:r>
-        <w:t>모핑</w:t>
-      </w:r>
-      <w:proofErr w:type="spellEnd"/>
-      <w:r>
-        <w:t xml:space="preserve"> (Morphing)</w:t>
-      </w:r>
-    </w:p>
-    <w:p>
-      <w:r>
-        <w:t xml:space="preserve">② </w:t>
-      </w:r>
-      <w:proofErr w:type="spellStart"/>
-      <w:r>
-        <w:t>워핑</w:t>
-      </w:r>
-      <w:proofErr w:type="spellEnd"/>
-      <w:r>
-        <w:t xml:space="preserve"> (Warping)</w:t>
+        <w:t>① 모핑 (Morphing)</w:t>
+      </w:r>
+    </w:p>
+    <w:p>
+      <w:r>
+        <w:t>② 워핑 (Warping)</w:t>
       </w:r>
     </w:p>
     <w:p>
@@ -2183,28 +1574,12 @@
     </w:p>
     <w:p>
       <w:r>
-        <w:t xml:space="preserve">④ </w:t>
-      </w:r>
-      <w:proofErr w:type="spellStart"/>
-      <w:r>
-        <w:t>로토스코핑</w:t>
-      </w:r>
-      <w:proofErr w:type="spellEnd"/>
-      <w:r>
-        <w:t xml:space="preserve"> (Rotoscoping)</w:t>
-      </w:r>
-    </w:p>
-    <w:p>
-      <w:r>
-        <w:t xml:space="preserve">⑤ </w:t>
-      </w:r>
-      <w:proofErr w:type="spellStart"/>
-      <w:r>
-        <w:t>크로마키</w:t>
-      </w:r>
-      <w:proofErr w:type="spellEnd"/>
-      <w:r>
-        <w:t xml:space="preserve"> (Chroma-key)</w:t>
+        <w:t>④ 로토스코핑 (Rotoscoping)</w:t>
+      </w:r>
+    </w:p>
+    <w:p>
+      <w:r>
+        <w:t>⑤ 크로마키 (Chroma-key)</w:t>
       </w:r>
     </w:p>
     <w:p>
@@ -2258,41 +1633,17 @@
     </w:p>
     <w:p>
       <w:r>
-        <w:t xml:space="preserve">② </w:t>
-      </w:r>
-      <w:proofErr w:type="spellStart"/>
-      <w:r>
-        <w:t>폴리곤</w:t>
-      </w:r>
-      <w:proofErr w:type="spellEnd"/>
-      <w:r>
-        <w:t xml:space="preserve"> 모델링</w:t>
-      </w:r>
-    </w:p>
-    <w:p>
-      <w:r>
-        <w:t xml:space="preserve">③ </w:t>
-      </w:r>
-      <w:proofErr w:type="spellStart"/>
-      <w:r>
-        <w:t>파셋</w:t>
-      </w:r>
-      <w:proofErr w:type="spellEnd"/>
-      <w:r>
-        <w:t xml:space="preserve"> 모델링</w:t>
-      </w:r>
-    </w:p>
-    <w:p>
-      <w:r>
-        <w:t xml:space="preserve">④ </w:t>
-      </w:r>
-      <w:proofErr w:type="spellStart"/>
-      <w:r>
-        <w:t>넙스</w:t>
-      </w:r>
-      <w:proofErr w:type="spellEnd"/>
-      <w:r>
-        <w:t xml:space="preserve"> (NURBS) 모델링</w:t>
+        <w:t>② 폴리곤 모델링</w:t>
+      </w:r>
+    </w:p>
+    <w:p>
+      <w:r>
+        <w:t>③ 파셋 모델링</w:t>
+      </w:r>
+    </w:p>
+    <w:p>
+      <w:r>
+        <w:t>④ 넙스 (NURBS) 모델링</w:t>
       </w:r>
     </w:p>
     <w:p>
@@ -2306,23 +1657,7 @@
           <w:b/>
           <w:bCs/>
         </w:rPr>
-        <w:t xml:space="preserve">48. 다음 중 </w:t>
-      </w:r>
-      <w:proofErr w:type="spellStart"/>
-      <w:r>
-        <w:rPr>
-          <w:b/>
-          <w:bCs/>
-        </w:rPr>
-        <w:t>비압축</w:t>
-      </w:r>
-      <w:proofErr w:type="spellEnd"/>
-      <w:r>
-        <w:rPr>
-          <w:b/>
-          <w:bCs/>
-        </w:rPr>
-        <w:t xml:space="preserve"> 이미지 포맷으로, 화질 손실이 전혀 없어 인쇄용 원본 고해상도 그래픽 저장에 널리 사용되는 포맷은?</w:t>
+        <w:t>48. 다음 중 비압축 이미지 포맷으로, 화질 손실이 전혀 없어 인쇄용 원본 고해상도 그래픽 저장에 널리 사용되는 포맷은?</w:t>
       </w:r>
     </w:p>
     <w:p>
@@ -2347,13 +1682,8 @@
     </w:p>
     <w:p>
       <w:r>
-        <w:t xml:space="preserve">⑤ </w:t>
-      </w:r>
-      <w:proofErr w:type="spellStart"/>
-      <w:r>
-        <w:t>WebP</w:t>
-      </w:r>
-      <w:proofErr w:type="spellEnd"/>
+        <w:t>⑤ WebP</w:t>
+      </w:r>
     </w:p>
     <w:p>
       <w:r>
@@ -2366,46 +1696,12 @@
     </w:p>
     <w:p>
       <w:r>
-        <w:t xml:space="preserve">① </w:t>
-      </w:r>
-      <w:proofErr w:type="spellStart"/>
-      <w:r>
-        <w:t>로토스코핑</w:t>
-      </w:r>
-      <w:proofErr w:type="spellEnd"/>
-    </w:p>
-    <w:p>
-      <w:r>
-        <w:t xml:space="preserve">② </w:t>
-      </w:r>
-      <w:proofErr w:type="spellStart"/>
-      <w:r>
-        <w:t>인비트위닝</w:t>
-      </w:r>
-      <w:proofErr w:type="spellEnd"/>
-      <w:r>
-        <w:t xml:space="preserve"> (In-</w:t>
-      </w:r>
-      <w:proofErr w:type="spellStart"/>
-      <w:proofErr w:type="gramStart"/>
-      <w:r>
-        <w:t>betweening</w:t>
-      </w:r>
-      <w:proofErr w:type="spellEnd"/>
-      <w:r>
-        <w:t xml:space="preserve"> /</w:t>
-      </w:r>
-      <w:proofErr w:type="gramEnd"/>
-      <w:r>
-        <w:t xml:space="preserve"> </w:t>
-      </w:r>
-      <w:proofErr w:type="spellStart"/>
-      <w:r>
-        <w:t>트위닝</w:t>
-      </w:r>
-      <w:proofErr w:type="spellEnd"/>
-      <w:r>
-        <w:t>)</w:t>
+        <w:t>① 로토스코핑</w:t>
+      </w:r>
+    </w:p>
+    <w:p>
+      <w:r>
+        <w:t>② 인비트위닝 (In-betweening / 트위닝)</w:t>
       </w:r>
     </w:p>
     <w:p>
@@ -2434,26 +1730,13 @@
     </w:p>
     <w:p>
       <w:r>
-        <w:t xml:space="preserve">① </w:t>
-      </w:r>
-      <w:proofErr w:type="spellStart"/>
-      <w:r>
-        <w:t>디지타이징</w:t>
-      </w:r>
-      <w:proofErr w:type="spellEnd"/>
-      <w:r>
-        <w:t xml:space="preserve"> (Digitizing)</w:t>
-      </w:r>
-    </w:p>
-    <w:p>
-      <w:r>
-        <w:t xml:space="preserve">② </w:t>
-      </w:r>
-      <w:proofErr w:type="spellStart"/>
-      <w:r>
-        <w:t>모듈레이션</w:t>
-      </w:r>
-      <w:proofErr w:type="spellEnd"/>
+        <w:t>① 디지타이징 (Digitizing)</w:t>
+      </w:r>
+    </w:p>
+    <w:p>
+      <w:r>
+        <w:t>② 모듈레이션</w:t>
+      </w:r>
     </w:p>
     <w:p>
       <w:r>
@@ -2487,15 +1770,7 @@
     </w:p>
     <w:p>
       <w:r>
-        <w:t xml:space="preserve">② 1인치당 할당되는 픽셀의 수가 많아져 정밀하고 </w:t>
-      </w:r>
-      <w:proofErr w:type="spellStart"/>
-      <w:r>
-        <w:t>선명해진다</w:t>
-      </w:r>
-      <w:proofErr w:type="spellEnd"/>
-      <w:r>
-        <w:t>.</w:t>
+        <w:t>② 1인치당 할당되는 픽셀의 수가 많아져 정밀하고 선명해진다.</w:t>
       </w:r>
     </w:p>
     <w:p>
@@ -2519,94 +1794,41 @@
           <w:b/>
           <w:bCs/>
         </w:rPr>
-        <w:t xml:space="preserve">52. </w:t>
-      </w:r>
-      <w:proofErr w:type="spellStart"/>
+        <w:t>52. 어도비 포토샵(Photoshop)에서 이미지의 특정 색상 영역을 기준으로 선택 영역을 빠르게 지정할 때 주로 사용하는 도구는?</w:t>
+      </w:r>
+    </w:p>
+    <w:p>
+      <w:r>
+        <w:t>① 펜 도구 (Pen Tool)</w:t>
+      </w:r>
+    </w:p>
+    <w:p>
+      <w:r>
+        <w:t>② 자르기 도구 (Crop Tool)</w:t>
+      </w:r>
+    </w:p>
+    <w:p>
+      <w:r>
+        <w:t>③ 매직 완드 / 마술봉 도구 (Magic Wand Tool)</w:t>
+      </w:r>
+    </w:p>
+    <w:p>
+      <w:r>
+        <w:t>④ 스탬프 도구 (Clone Stamp Tool)</w:t>
+      </w:r>
+    </w:p>
+    <w:p>
+      <w:r>
+        <w:t>⑤ 번 도구 (Burn Tool)</w:t>
+      </w:r>
+    </w:p>
+    <w:p>
       <w:r>
         <w:rPr>
           <w:b/>
           <w:bCs/>
         </w:rPr>
-        <w:t>어도비</w:t>
-      </w:r>
-      <w:proofErr w:type="spellEnd"/>
-      <w:r>
-        <w:rPr>
-          <w:b/>
-          <w:bCs/>
-        </w:rPr>
-        <w:t xml:space="preserve"> 포토샵(Photoshop)에서 이미지의 특정 색상 영역을 기준으로 선택 영역을 빠르게 지정할 때 주로 사용하는 도구는?</w:t>
-      </w:r>
-    </w:p>
-    <w:p>
-      <w:r>
-        <w:t>① 펜 도구 (Pen Tool)</w:t>
-      </w:r>
-    </w:p>
-    <w:p>
-      <w:r>
-        <w:t>② 자르기 도구 (Crop Tool)</w:t>
-      </w:r>
-    </w:p>
-    <w:p>
-      <w:r>
-        <w:t xml:space="preserve">③ 매직 </w:t>
-      </w:r>
-      <w:proofErr w:type="spellStart"/>
-      <w:proofErr w:type="gramStart"/>
-      <w:r>
-        <w:t>완드</w:t>
-      </w:r>
-      <w:proofErr w:type="spellEnd"/>
-      <w:r>
-        <w:t xml:space="preserve"> /</w:t>
-      </w:r>
-      <w:proofErr w:type="gramEnd"/>
-      <w:r>
-        <w:t xml:space="preserve"> </w:t>
-      </w:r>
-      <w:proofErr w:type="spellStart"/>
-      <w:r>
-        <w:t>마술봉</w:t>
-      </w:r>
-      <w:proofErr w:type="spellEnd"/>
-      <w:r>
-        <w:t xml:space="preserve"> 도구 (Magic Wand Tool)</w:t>
-      </w:r>
-    </w:p>
-    <w:p>
-      <w:r>
-        <w:t>④ 스탬프 도구 (Clone Stamp Tool)</w:t>
-      </w:r>
-    </w:p>
-    <w:p>
-      <w:r>
-        <w:t>⑤ 번 도구 (Burn Tool)</w:t>
-      </w:r>
-    </w:p>
-    <w:p>
-      <w:r>
-        <w:rPr>
-          <w:b/>
-          <w:bCs/>
-        </w:rPr>
-        <w:t xml:space="preserve">53. 다음 중 비트맵 이미지의 색상 값이나 밝기를 수학적 행렬 연산을 통해 흐림, 선명, </w:t>
-      </w:r>
-      <w:proofErr w:type="spellStart"/>
-      <w:r>
-        <w:rPr>
-          <w:b/>
-          <w:bCs/>
-        </w:rPr>
-        <w:t>엠보스</w:t>
-      </w:r>
-      <w:proofErr w:type="spellEnd"/>
-      <w:r>
-        <w:rPr>
-          <w:b/>
-          <w:bCs/>
-        </w:rPr>
-        <w:t xml:space="preserve"> 등의 특수 효과로 변조하는 포토샵의 핵심 기능은?</w:t>
+        <w:t>53. 다음 중 비트맵 이미지의 색상 값이나 밝기를 수학적 행렬 연산을 통해 흐림, 선명, 엠보스 등의 특수 효과로 변조하는 포토샵의 핵심 기능은?</w:t>
       </w:r>
     </w:p>
     <w:p>
@@ -2650,50 +1872,18 @@
     </w:p>
     <w:p>
       <w:r>
-        <w:t xml:space="preserve">② </w:t>
-      </w:r>
-      <w:proofErr w:type="spellStart"/>
-      <w:r>
-        <w:t>스포트</w:t>
-      </w:r>
-      <w:proofErr w:type="spellEnd"/>
-      <w:r>
-        <w:t xml:space="preserve"> 라이트 (Spot Light)</w:t>
+        <w:t>② 스포트 라이트 (Spot Light)</w:t>
       </w:r>
     </w:p>
     <w:p>
       <w:r>
         <w:lastRenderedPageBreak/>
-        <w:t xml:space="preserve">③ </w:t>
-      </w:r>
-      <w:proofErr w:type="spellStart"/>
-      <w:r>
-        <w:t>디렉셔널</w:t>
-      </w:r>
-      <w:proofErr w:type="spellEnd"/>
-      <w:r>
-        <w:t xml:space="preserve"> 라이트 (</w:t>
-      </w:r>
-      <w:proofErr w:type="gramStart"/>
-      <w:r>
-        <w:t>Directional /</w:t>
-      </w:r>
-      <w:proofErr w:type="gramEnd"/>
-      <w:r>
-        <w:t xml:space="preserve"> Parallel Light)</w:t>
-      </w:r>
-    </w:p>
-    <w:p>
-      <w:r>
-        <w:t xml:space="preserve">④ </w:t>
-      </w:r>
-      <w:proofErr w:type="spellStart"/>
-      <w:r>
-        <w:t>앰비언트</w:t>
-      </w:r>
-      <w:proofErr w:type="spellEnd"/>
-      <w:r>
-        <w:t xml:space="preserve"> 라이트 (Ambient Light)</w:t>
+        <w:t>③ 디렉셔널 라이트 (Directional / Parallel Light)</w:t>
+      </w:r>
+    </w:p>
+    <w:p>
+      <w:r>
+        <w:t>④ 앰비언트 라이트 (Ambient Light)</w:t>
       </w:r>
     </w:p>
     <w:p>
@@ -2775,113 +1965,41 @@
           <w:b/>
           <w:bCs/>
         </w:rPr>
-        <w:t xml:space="preserve">57. 3차원 공간 안에 존재하는 캐릭터의 겉 표면 </w:t>
-      </w:r>
-      <w:proofErr w:type="spellStart"/>
+        <w:t>57. 3차원 공간 안에 존재하는 캐릭터의 겉 표면 메쉬(Mesh)가 관절 운동에 따라 자연스럽게 늘어나거나 줄어들도록 뼈대 구조에 표면을 밀착 동기화시키는 작업을 무엇이라 하는가?</w:t>
+      </w:r>
+    </w:p>
+    <w:p>
+      <w:r>
+        <w:t>① 모델링 (Modeling)</w:t>
+      </w:r>
+    </w:p>
+    <w:p>
+      <w:r>
+        <w:t>② 스키닝 (Skinning)</w:t>
+      </w:r>
+    </w:p>
+    <w:p>
+      <w:r>
+        <w:t>③ 렌더링 (Rendering)</w:t>
+      </w:r>
+    </w:p>
+    <w:p>
+      <w:r>
+        <w:t>④ 매핑 (Mapping)</w:t>
+      </w:r>
+    </w:p>
+    <w:p>
+      <w:r>
+        <w:t>⑤ 리깅 (Rigging)</w:t>
+      </w:r>
+    </w:p>
+    <w:p>
       <w:r>
         <w:rPr>
           <w:b/>
           <w:bCs/>
         </w:rPr>
-        <w:t>메쉬</w:t>
-      </w:r>
-      <w:proofErr w:type="spellEnd"/>
-      <w:r>
-        <w:rPr>
-          <w:b/>
-          <w:bCs/>
-        </w:rPr>
-        <w:t xml:space="preserve">(Mesh)가 관절 운동에 따라 자연스럽게 늘어나거나 줄어들도록 뼈대 구조에 표면을 밀착 </w:t>
-      </w:r>
-      <w:proofErr w:type="spellStart"/>
-      <w:r>
-        <w:rPr>
-          <w:b/>
-          <w:bCs/>
-        </w:rPr>
-        <w:t>동기화시키는</w:t>
-      </w:r>
-      <w:proofErr w:type="spellEnd"/>
-      <w:r>
-        <w:rPr>
-          <w:b/>
-          <w:bCs/>
-        </w:rPr>
-        <w:t xml:space="preserve"> 작업을 무엇이라 하는가?</w:t>
-      </w:r>
-    </w:p>
-    <w:p>
-      <w:r>
-        <w:t>① 모델링 (Modeling)</w:t>
-      </w:r>
-    </w:p>
-    <w:p>
-      <w:r>
-        <w:t xml:space="preserve">② </w:t>
-      </w:r>
-      <w:proofErr w:type="spellStart"/>
-      <w:r>
-        <w:t>스키닝</w:t>
-      </w:r>
-      <w:proofErr w:type="spellEnd"/>
-      <w:r>
-        <w:t xml:space="preserve"> (Skinning)</w:t>
-      </w:r>
-    </w:p>
-    <w:p>
-      <w:r>
-        <w:t>③ 렌더링 (Rendering)</w:t>
-      </w:r>
-    </w:p>
-    <w:p>
-      <w:r>
-        <w:t>④ 매핑 (Mapping)</w:t>
-      </w:r>
-    </w:p>
-    <w:p>
-      <w:r>
-        <w:t xml:space="preserve">⑤ </w:t>
-      </w:r>
-      <w:proofErr w:type="spellStart"/>
-      <w:r>
-        <w:t>리깅</w:t>
-      </w:r>
-      <w:proofErr w:type="spellEnd"/>
-      <w:r>
-        <w:t xml:space="preserve"> (Rigging)</w:t>
-      </w:r>
-    </w:p>
-    <w:p>
-      <w:r>
-        <w:rPr>
-          <w:b/>
-          <w:bCs/>
-        </w:rPr>
-        <w:t xml:space="preserve">58. 다음 중 일러스트레이터 프로그램에서 </w:t>
-      </w:r>
-      <w:proofErr w:type="spellStart"/>
-      <w:r>
-        <w:rPr>
-          <w:b/>
-          <w:bCs/>
-        </w:rPr>
-        <w:t>베지에</w:t>
-      </w:r>
-      <w:proofErr w:type="spellEnd"/>
-      <w:r>
-        <w:rPr>
-          <w:b/>
-          <w:bCs/>
-        </w:rPr>
-        <w:t xml:space="preserve"> 곡선(Bezier Curve)을 정밀하게 </w:t>
-      </w:r>
-      <w:proofErr w:type="spellStart"/>
-      <w:r>
-        <w:rPr>
-          <w:b/>
-          <w:bCs/>
-        </w:rPr>
-        <w:t>드로</w:t>
+        <w:t>58. 다음 중 일러스트레이터 프로그램에서 베지에 곡선(Bezier Curve)을 정밀하게 드로</w:t>
       </w:r>
       <w:r>
         <w:rPr>
@@ -2889,15 +2007,7 @@
           <w:bCs/>
         </w:rPr>
         <w:lastRenderedPageBreak/>
-        <w:t>잉할</w:t>
-      </w:r>
-      <w:proofErr w:type="spellEnd"/>
-      <w:r>
-        <w:rPr>
-          <w:b/>
-          <w:bCs/>
-        </w:rPr>
-        <w:t xml:space="preserve"> 때 가장 기본적으로 사용되는 핵심 조형 도구는?</w:t>
+        <w:t>잉할 때 가장 기본적으로 사용되는 핵심 조형 도구는?</w:t>
       </w:r>
     </w:p>
     <w:p>
@@ -2912,15 +2022,7 @@
     </w:p>
     <w:p>
       <w:r>
-        <w:t xml:space="preserve">③ </w:t>
-      </w:r>
-      <w:proofErr w:type="spellStart"/>
-      <w:r>
-        <w:t>그라디언트</w:t>
-      </w:r>
-      <w:proofErr w:type="spellEnd"/>
-      <w:r>
-        <w:t xml:space="preserve"> 도구</w:t>
+        <w:t>③ 그라디언트 도구</w:t>
       </w:r>
     </w:p>
     <w:p>
@@ -2930,15 +2032,7 @@
     </w:p>
     <w:p>
       <w:r>
-        <w:t xml:space="preserve">⑤ </w:t>
-      </w:r>
-      <w:proofErr w:type="spellStart"/>
-      <w:r>
-        <w:t>스무스</w:t>
-      </w:r>
-      <w:proofErr w:type="spellEnd"/>
-      <w:r>
-        <w:t xml:space="preserve"> 도구</w:t>
+        <w:t>⑤ 스무스 도구</w:t>
       </w:r>
     </w:p>
     <w:p>
@@ -2967,28 +2061,12 @@
     </w:p>
     <w:p>
       <w:r>
-        <w:t xml:space="preserve">④ </w:t>
-      </w:r>
-      <w:proofErr w:type="spellStart"/>
-      <w:r>
-        <w:t>런렝스</w:t>
-      </w:r>
-      <w:proofErr w:type="spellEnd"/>
-      <w:r>
-        <w:t xml:space="preserve"> 압축</w:t>
-      </w:r>
-    </w:p>
-    <w:p>
-      <w:r>
-        <w:t xml:space="preserve">⑤ </w:t>
-      </w:r>
-      <w:proofErr w:type="spellStart"/>
-      <w:r>
-        <w:t>허프만</w:t>
-      </w:r>
-      <w:proofErr w:type="spellEnd"/>
-      <w:r>
-        <w:t xml:space="preserve"> 압축</w:t>
+        <w:t>④ 런렝스 압축</w:t>
+      </w:r>
+    </w:p>
+    <w:p>
+      <w:r>
+        <w:t>⑤ 허프만 압축</w:t>
       </w:r>
     </w:p>
     <w:p>
@@ -5579,7 +4657,7 @@
           </w:tcPr>
           <w:p>
             <w:r>
-              <w:t>①</w:t>
+              <w:t>④</w:t>
             </w:r>
           </w:p>
         </w:tc>
@@ -7107,6 +6185,7 @@
   <w:style w:type="character" w:default="1" w:styleId="a0">
     <w:name w:val="Default Paragraph Font"/>
     <w:uiPriority w:val="1"/>
+    <w:semiHidden/>
     <w:unhideWhenUsed/>
   </w:style>
   <w:style w:type="table" w:default="1" w:styleId="a1">
